--- a/preview/docxs/53-account-executive.docx
+++ b/preview/docxs/53-account-executive.docx
@@ -544,7 +544,7 @@
         </w:rPr>
         <w:t xml:space="preserve">Demo: </w:t>
       </w:r>
-      <w:hyperlink w:history="1" r:id="rId1dx-7tdtnpmc7jhbfl5wm">
+      <w:hyperlink w:history="1" r:id="rIdlepu_kehbmyionqologrx">
         <w:r>
           <w:rPr>
             <w:color w:val="dc2626"/>
@@ -572,7 +572,7 @@
         </w:rPr>
         <w:t xml:space="preserve">Code: </w:t>
       </w:r>
-      <w:hyperlink w:history="1" r:id="rId8a8afgzgkj3zrae6pkq4s">
+      <w:hyperlink w:history="1" r:id="rIdtaam1v-gpep4j3n1ht64a">
         <w:r>
           <w:rPr>
             <w:color w:val="dc2626"/>
@@ -662,7 +662,7 @@
         </w:rPr>
         <w:t xml:space="preserve">Demo: </w:t>
       </w:r>
-      <w:hyperlink w:history="1" r:id="rIdlbc6nunclqcuufk4gjqng">
+      <w:hyperlink w:history="1" r:id="rId1cfqq5gkaqzumjadm38kn">
         <w:r>
           <w:rPr>
             <w:color w:val="dc2626"/>
@@ -1096,7 +1096,7 @@
         </w:rPr>
         <w:t xml:space="preserve">Portfolio: </w:t>
       </w:r>
-      <w:hyperlink w:history="1" r:id="rIdro3g4skcuzpthmpjskjzg">
+      <w:hyperlink w:history="1" r:id="rIda4qmm3trmys5iydezxgsg">
         <w:r>
           <w:rPr>
             <w:color w:val="dc2626"/>
